--- a/DOCUMENT/9_Chapter6_ConclusionandFutureEnhancements.docx
+++ b/DOCUMENT/9_Chapter6_ConclusionandFutureEnhancements.docx
@@ -117,31 +117,7 @@
           <w:lang w:bidi="ar-SA"/>
           <w14:ligatures w14:val="none"/>
         </w:rPr>
-        <w:t xml:space="preserve">The </w:t>
-      </w:r>
-      <w:proofErr w:type="spellStart"/>
-      <w:r>
-        <w:rPr>
-          <w:rFonts w:ascii="Calibri" w:eastAsia="MS Mincho" w:hAnsi="Calibri" w:cs="Calibri"/>
-          <w:kern w:val="0"/>
-          <w:sz w:val="23"/>
-          <w:szCs w:val="23"/>
-          <w:lang w:bidi="ar-SA"/>
-          <w14:ligatures w14:val="none"/>
-        </w:rPr>
-        <w:t>StreamHub</w:t>
-      </w:r>
-      <w:proofErr w:type="spellEnd"/>
-      <w:r>
-        <w:rPr>
-          <w:rFonts w:ascii="Calibri" w:eastAsia="MS Mincho" w:hAnsi="Calibri" w:cs="Calibri"/>
-          <w:kern w:val="0"/>
-          <w:sz w:val="23"/>
-          <w:szCs w:val="23"/>
-          <w:lang w:bidi="ar-SA"/>
-          <w14:ligatures w14:val="none"/>
-        </w:rPr>
-        <w:t xml:space="preserve"> – Full-Stack Video Streaming Platform was successfully designed and developed as a web-based application for uploading, managing, discovering, and watching video content. The project provides a structured platform where users can securely register, authenticate themselves, upload videos with relevant metadata, browse available videos, and watch video content through the web interface.</w:t>
+        <w:t>The StreamHub – Full-Stack Video Streaming Platform was successfully designed and developed as a web-based application for uploading, managing, discovering, and watching video content. The project provides a structured platform where users can securely register, authenticate themselves, upload videos with relevant metadata, browse available videos, and watch video content through the web interface.</w:t>
       </w:r>
     </w:p>
     <w:p>
@@ -216,31 +192,7 @@
           <w:lang w:bidi="ar-SA"/>
           <w14:ligatures w14:val="none"/>
         </w:rPr>
-        <w:t xml:space="preserve">The application also implements video processing and streaming functionality using </w:t>
-      </w:r>
-      <w:proofErr w:type="spellStart"/>
-      <w:r>
-        <w:rPr>
-          <w:rFonts w:ascii="Calibri" w:eastAsia="MS Mincho" w:hAnsi="Calibri" w:cs="Calibri"/>
-          <w:kern w:val="0"/>
-          <w:sz w:val="23"/>
-          <w:szCs w:val="23"/>
-          <w:lang w:bidi="ar-SA"/>
-          <w14:ligatures w14:val="none"/>
-        </w:rPr>
-        <w:t>FFmpeg</w:t>
-      </w:r>
-      <w:proofErr w:type="spellEnd"/>
-      <w:r>
-        <w:rPr>
-          <w:rFonts w:ascii="Calibri" w:eastAsia="MS Mincho" w:hAnsi="Calibri" w:cs="Calibri"/>
-          <w:kern w:val="0"/>
-          <w:sz w:val="23"/>
-          <w:szCs w:val="23"/>
-          <w:lang w:bidi="ar-SA"/>
-          <w14:ligatures w14:val="none"/>
-        </w:rPr>
-        <w:t xml:space="preserve"> and HLS (HTTP Live Streaming). Uploaded videos can be processed into HLS format containing playlists and video segments, which can then be delivered through the backend and played through the frontend. The system also supports direct streaming and HTTP Range-based video delivery.</w:t>
+        <w:t>The application also implements video processing and streaming functionality using FFmpeg and HLS (HTTP Live Streaming). Uploaded videos can be processed into HLS format containing playlists and video segments, which can then be delivered through the backend and played through the frontend. The system also supports direct streaming and HTTP Range-based video delivery.</w:t>
       </w:r>
     </w:p>
     <w:p>
@@ -374,31 +326,7 @@
           <w:lang w:bidi="ar-SA"/>
           <w14:ligatures w14:val="none"/>
         </w:rPr>
-        <w:t xml:space="preserve">Although </w:t>
-      </w:r>
-      <w:proofErr w:type="spellStart"/>
-      <w:r>
-        <w:rPr>
-          <w:rFonts w:ascii="Calibri" w:eastAsia="MS Mincho" w:hAnsi="Calibri" w:cs="Calibri"/>
-          <w:kern w:val="0"/>
-          <w:sz w:val="23"/>
-          <w:szCs w:val="23"/>
-          <w:lang w:bidi="ar-SA"/>
-          <w14:ligatures w14:val="none"/>
-        </w:rPr>
-        <w:t>StreamHub</w:t>
-      </w:r>
-      <w:proofErr w:type="spellEnd"/>
-      <w:r>
-        <w:rPr>
-          <w:rFonts w:ascii="Calibri" w:eastAsia="MS Mincho" w:hAnsi="Calibri" w:cs="Calibri"/>
-          <w:kern w:val="0"/>
-          <w:sz w:val="23"/>
-          <w:szCs w:val="23"/>
-          <w:lang w:bidi="ar-SA"/>
-          <w14:ligatures w14:val="none"/>
-        </w:rPr>
-        <w:t xml:space="preserve"> meets its main objectives, the current system has some limitations:</w:t>
+        <w:t>Although StreamHub meets its main objectives, the current system has some limitations:</w:t>
       </w:r>
     </w:p>
     <w:p>
@@ -445,21 +373,12 @@
           <w14:ligatures w14:val="none"/>
         </w:rPr>
       </w:pPr>
-      <w:proofErr w:type="spellStart"/>
-      <w:r>
-        <w:rPr>
-          <w:sz w:val="23"/>
-          <w:szCs w:val="23"/>
-        </w:rPr>
-        <w:t>FFmpeg</w:t>
-      </w:r>
-      <w:proofErr w:type="spellEnd"/>
-      <w:r>
-        <w:rPr>
-          <w:sz w:val="23"/>
-          <w:szCs w:val="23"/>
-        </w:rPr>
-        <w:t>-based video processing can consume significant CPU, memory, and storage resources.</w:t>
+      <w:r>
+        <w:rPr>
+          <w:sz w:val="23"/>
+          <w:szCs w:val="23"/>
+        </w:rPr>
+        <w:t>FFmpeg-based video processing can consume significant CPU, memory, and storage resources.</w:t>
       </w:r>
     </w:p>
     <w:p>
@@ -635,23 +554,7 @@
           <w:sz w:val="23"/>
           <w:szCs w:val="23"/>
         </w:rPr>
-        <w:t xml:space="preserve">Local video storage can be replaced with cloud storage such as Amazon S3 or </w:t>
-      </w:r>
-      <w:proofErr w:type="spellStart"/>
-      <w:r>
-        <w:rPr>
-          <w:sz w:val="23"/>
-          <w:szCs w:val="23"/>
-        </w:rPr>
-        <w:t>MinIO</w:t>
-      </w:r>
-      <w:proofErr w:type="spellEnd"/>
-      <w:r>
-        <w:rPr>
-          <w:sz w:val="23"/>
-          <w:szCs w:val="23"/>
-        </w:rPr>
-        <w:t>, along with CDN-based delivery.</w:t>
+        <w:t>Local video storage can be replaced with cloud storage such as Amazon S3 or MinIO, along with CDN-based delivery.</w:t>
       </w:r>
     </w:p>
     <w:p>
@@ -1754,6 +1657,7 @@
   <w:style w:type="character" w:default="1" w:styleId="DefaultParagraphFont">
     <w:name w:val="Default Paragraph Font"/>
     <w:uiPriority w:val="1"/>
+    <w:semiHidden/>
     <w:unhideWhenUsed/>
   </w:style>
   <w:style w:type="table" w:default="1" w:styleId="TableNormal">
